--- a/Coaching Docs/Effortless-System-Sales-Doc.docx
+++ b/Coaching Docs/Effortless-System-Sales-Doc.docx
@@ -15,7 +15,7 @@
           <w:sz w:val="40"/>
           <w:szCs w:val="40"/>
         </w:rPr>
-        <w:t xml:space="preserve">Effortless System</w:t>
+        <w:t xml:space="preserve">Effortless Leader</w:t>
       </w:r>
     </w:p>
     <w:p>
@@ -30,7 +30,7 @@
           <w:sz w:val="26"/>
           <w:szCs w:val="26"/>
         </w:rPr>
-        <w:t xml:space="preserve">Paket Coaching untuk Pemilik Bisnis</w:t>
+        <w:t xml:space="preserve">Program Leader, Sistem &amp; Tim untuk Pemilik Bisnis</w:t>
       </w:r>
     </w:p>
     <w:p>
@@ -100,7 +100,7 @@
           <w:sz w:val="22"/>
           <w:szCs w:val="22"/>
         </w:rPr>
-        <w:t xml:space="preserve">Effortless System dibangun buat pemilik bisnis di posisi itu. Bukan buat yang baru mulai, dan bukan buat yang cuma mau “scale up” tanpa mikirin keluarga. Kalau Anda capek jadi satu-satunya orang yang tahu segalanya di bisnis sendiri, ini buat Anda.</w:t>
+        <w:t xml:space="preserve">Effortless Leader dibangun buat pemilik bisnis di posisi itu. Bukan buat yang baru mulai, dan bukan buat yang cuma mau “scale up” tanpa mikirin keluarga. Kalau Anda capek jadi satu-satunya orang yang tahu segalanya di bisnis sendiri, ini buat Anda.</w:t>
       </w:r>
     </w:p>
     <w:p>
@@ -116,7 +116,7 @@
           <w:sz w:val="28"/>
           <w:szCs w:val="28"/>
         </w:rPr>
-        <w:t xml:space="preserve">Apa Itu Effortless System Coaching</w:t>
+        <w:t xml:space="preserve">Tiga Program Effortless</w:t>
       </w:r>
     </w:p>
     <w:p>
@@ -129,7 +129,7 @@
           <w:sz w:val="22"/>
           <w:szCs w:val="22"/>
         </w:rPr>
-        <w:t xml:space="preserve">Effortless System adalah program coaching 1-on-1 yang membangun sembilan sistem inti bisnis. Mulai dari cara mengukur kesehatan bisnis, sampai cara bikin tim jalan tanpa Anda harus dorong terus tiap hari.</w:t>
+        <w:t xml:space="preserve">Sebelum bisnis bisa jalan tanpa Anda dorong terus, ada tiga lapisan yang perlu dibenahi: cara Anda memimpin, sistem yang menjalankan bisnis, dan cara tim Anda dikelola.</w:t>
       </w:r>
     </w:p>
     <w:p>
@@ -142,7 +142,7 @@
           <w:sz w:val="22"/>
           <w:szCs w:val="22"/>
         </w:rPr>
-        <w:t xml:space="preserve">Bedanya dengan pelatihan SOP kebanyakan? Kami nggak cuma kasih template lalu tinggalin Anda sendirian sama dokumennya. Anda dapat modul belajar mandiri lewat aplikasi (dikerjakan sesuai kecepatan Anda), plus sesi coaching langsung lewat video call, biar sistem yang dibangun beneran dipakai. Bukan cuma jadi file yang numpuk di Google Drive.</w:t>
+        <w:t xml:space="preserve">Program Leader membenahi lapisan pertama: gaya kepemimpinan alami Anda sendiri. Program Sistem (sembilan modul) membenahi lapisan kedua: KPI, proses, SOP, sampai perubahan. Program Tim membenahi lapisan ketiga: cara Anda mengelola tiap anggota tim satu per satu. Ketiganya bisa diambil terpisah, tapi urutan paling masuk akal dimulai dari diri Anda sendiri sebagai pemimpin, baru sistem dan tim.</w:t>
       </w:r>
     </w:p>
     <w:p>
@@ -158,7 +158,7 @@
           <w:sz w:val="28"/>
           <w:szCs w:val="28"/>
         </w:rPr>
-        <w:t xml:space="preserve">Cara Kerja Setiap Modul</w:t>
+        <w:t xml:space="preserve">Program Leader</w:t>
       </w:r>
     </w:p>
     <w:p>
@@ -171,7 +171,7 @@
           <w:sz w:val="22"/>
           <w:szCs w:val="22"/>
         </w:rPr>
-        <w:t xml:space="preserve">Setiap modul dijalankan dengan pola yang sama: diagnosis, rancang solusi, lalu instal jadi kebiasaan.</w:t>
+        <w:t xml:space="preserve">Effortless Leader dimulai dari Asesmen Gaya Kepemimpinan (ELS): 34 talenta yang dipetakan ke 10 fungsi kepemimpinan yang wajib dipenuhi setiap pemimpin. Tiap fungsi dikategorikan Jalur Alami (mengalir tanpa usaha), Jalur Kompensasi (bisa dicapai lewat kombinasi talenta lain, dengan biaya energi lebih tinggi), atau Butuh Pelengkap (perlu partner atau sistem, bukan kegagalan pribadi).</w:t>
       </w:r>
     </w:p>
     <w:p>
@@ -180,11 +180,13 @@
       </w:pPr>
       <w:r>
         <w:rPr>
+          <w:b/>
+          <w:bCs/>
           <w:color w:val="1F2937"/>
           <w:sz w:val="22"/>
           <w:szCs w:val="22"/>
         </w:rPr>
-        <w:t xml:space="preserve">Sesi pertama, kita cek posisi bisnis Anda sekarang dan kunci satu kasus nyata untuk digarap. Bukan teori umum, tapi masalah spesifik di bisnis Anda sendiri. Di antara sesi, Anda kerjakan bagian mandiri lewat aplikasi dan langsung coba terapkan ke tim. Sesi terakhir tiap modul, kita cek hasilnya, lalu kunci siapa yang pegang tanggung jawab dan kapan sistem ini dicek ulang, supaya nggak balik ke kebiasaan lama begitu coaching selesai.</w:t>
+        <w:t xml:space="preserve">3 sesi coaching: baca hasil asesmen, susun strategi personal per fungsi, lalu rancang delegasi berbasis talenta ke orang-orang di tim Anda. Rp4.500.000, sekitar 3-4 minggu.</w:t>
       </w:r>
     </w:p>
     <w:p>
@@ -200,7 +202,7 @@
           <w:sz w:val="28"/>
           <w:szCs w:val="28"/>
         </w:rPr>
-        <w:t xml:space="preserve">Sembilan Modul yang Bisa Dipilih</w:t>
+        <w:t xml:space="preserve">Program Sistem</w:t>
       </w:r>
     </w:p>
     <w:p>
@@ -213,7 +215,7 @@
           <w:sz w:val="22"/>
           <w:szCs w:val="22"/>
         </w:rPr>
-        <w:t xml:space="preserve">Anda nggak perlu tahu dulu modul mana yang cocok. Asesmen 13 Titik Kebocoran Bisnis dan Diagnostic Call gratis di awal akan menunjukkan titik kebocoran bisnis Anda, lalu kita tentukan modul yang paling relevan. Modul bisa diambil satu-satu, atau digabung.</w:t>
+        <w:t xml:space="preserve">Sembilan modul yang sama seperti sebelumnya, dari audit bisnis sampai adopsi AI. Anda nggak perlu tahu dulu modul mana yang cocok — Asesmen 13 Titik Kebocoran Bisnis dan Diagnostic Call gratis di awal menunjukkan titik kebocoran bisnis Anda, lalu kita tentukan modul yang paling relevan.</w:t>
       </w:r>
     </w:p>
     <w:tbl>
@@ -1157,7 +1159,7 @@
           <w:sz w:val="28"/>
           <w:szCs w:val="28"/>
         </w:rPr>
-        <w:t xml:space="preserve">Harga Satuan</w:t>
+        <w:t xml:space="preserve">Program Tim</w:t>
       </w:r>
     </w:p>
     <w:p>
@@ -1170,12 +1172,100 @@
           <w:sz w:val="22"/>
           <w:szCs w:val="22"/>
         </w:rPr>
-        <w:t xml:space="preserve">Harga dasar Rp1.500.000 per sesi. Total harga tiap modul mengikuti jumlah sesinya.</w:t>
+        <w:t xml:space="preserve">Effortless Team (Leaderlens) adalah alat diagnosis yang Anda pakai berulang untuk tiap anggota tim, bukan sekali jadi. Tiap orang dinilai lewat model Kejelasan, Kompetensi, dan Komitmen, lalu ditempatkan di salah satu dari empat kuadran: Arahkan, Latih, Libatkan Ulang, atau Berdayakan. Untuk yang berada di kuadran rendah, alat ini juga membantu mendiagnosis akar masalahnya (jenuh, kelelahan, ketidakadilan, atau memang belum tahu caranya) sebelum menentukan rencana aksi.</w:t>
+      </w:r>
+    </w:p>
+    <w:p>
+      <w:pPr>
+        <w:spacing w:after="160"/>
+      </w:pPr>
+      <w:r>
+        <w:rPr>
+          <w:b/>
+          <w:bCs/>
+          <w:color w:val="1F2937"/>
+          <w:sz w:val="22"/>
+          <w:szCs w:val="22"/>
+        </w:rPr>
+        <w:t xml:space="preserve">4 sesi coaching: orientasi model dan kalibrasi, baca peta seluruh tim, uji rencana aksi untuk kasus prioritas, lalu instal ritme evaluasi kuartalan. Rp6.000.000, sekitar 1-1,5 bulan.</w:t>
+      </w:r>
+    </w:p>
+    <w:p>
+      <w:pPr>
+        <w:spacing w:after="160"/>
+      </w:pPr>
+      <w:r>
+        <w:rPr>
+          <w:i/>
+          <w:iCs/>
+          <w:color w:val="6B7280"/>
+          <w:sz w:val="22"/>
+          <w:szCs w:val="22"/>
+        </w:rPr>
+        <w:t xml:space="preserve">Paling kuat dipasangkan setelah Modul 6 (Manajemen Kinerja Tim) kalau Anda juga mengambil Program Sistem — Modul 6 membangun ritme penilaian kinerja di level organisasi, Effortless Team adalah alat yang Anda pakai terus-menerus di dalam ritme itu. Tapi bisa juga berdiri sendiri kalau masalah utama Anda memang soal mengelola tim.</w:t>
+      </w:r>
+    </w:p>
+    <w:p>
+      <w:pPr>
+        <w:pStyle w:val="Heading2"/>
+        <w:spacing w:after="120" w:before="320"/>
+      </w:pPr>
+      <w:r>
+        <w:rPr>
+          <w:b/>
+          <w:bCs/>
+          <w:color w:val="F97316"/>
+          <w:sz w:val="28"/>
+          <w:szCs w:val="28"/>
+        </w:rPr>
+        <w:t xml:space="preserve">Cara Kerja Setiap Sesi</w:t>
+      </w:r>
+    </w:p>
+    <w:p>
+      <w:pPr>
+        <w:spacing w:after="160"/>
+      </w:pPr>
+      <w:r>
+        <w:rPr>
+          <w:color w:val="1F2937"/>
+          <w:sz w:val="22"/>
+          <w:szCs w:val="22"/>
+        </w:rPr>
+        <w:t xml:space="preserve">Ketiga program dijalankan dengan pola yang sama: diagnosis, rancang solusi, lalu instal jadi kebiasaan. Sesi bukan pengulangan materi di aplikasi. Sesi adalah waktu untuk menggarap kasus nyata di bisnis atau kepemimpinan Anda secara langsung bersama coach.</w:t>
+      </w:r>
+    </w:p>
+    <w:p>
+      <w:pPr>
+        <w:pStyle w:val="Heading2"/>
+        <w:spacing w:after="120" w:before="320"/>
+      </w:pPr>
+      <w:r>
+        <w:rPr>
+          <w:b/>
+          <w:bCs/>
+          <w:color w:val="F97316"/>
+          <w:sz w:val="28"/>
+          <w:szCs w:val="28"/>
+        </w:rPr>
+        <w:t xml:space="preserve">Harga Satuan</w:t>
+      </w:r>
+    </w:p>
+    <w:p>
+      <w:pPr>
+        <w:spacing w:after="160"/>
+      </w:pPr>
+      <w:r>
+        <w:rPr>
+          <w:color w:val="1F2937"/>
+          <w:sz w:val="22"/>
+          <w:szCs w:val="22"/>
+        </w:rPr>
+        <w:t xml:space="preserve">Harga dasar Rp1.500.000 per sesi, berlaku sama di ketiga program. Total harga tiap layanan mengikuti jumlah sesinya.</w:t>
       </w:r>
     </w:p>
     <w:tbl>
       <w:tblPr>
-        <w:tblW w:type="dxa" w:w="9000"/>
+        <w:tblW w:type="dxa" w:w="9500"/>
         <w:tblBorders>
           <w:top w:val="single" w:color="auto" w:sz="4"/>
           <w:left w:val="single" w:color="auto" w:sz="4"/>
@@ -1186,14 +1276,15 @@
         </w:tblBorders>
       </w:tblPr>
       <w:tblGrid>
-        <w:gridCol w:w="5500"/>
+        <w:gridCol w:w="1600"/>
+        <w:gridCol w:w="4400"/>
         <w:gridCol w:w="1500"/>
         <w:gridCol w:w="2000"/>
       </w:tblGrid>
       <w:tr>
         <w:tc>
           <w:tcPr>
-            <w:tcW w:type="dxa" w:w="5500"/>
+            <w:tcW w:type="dxa" w:w="1600"/>
             <w:shd w:fill="F97316" w:val="clear"/>
             <w:tcMar>
               <w:top w:type="dxa" w:w="80"/>
@@ -1204,7 +1295,7 @@
           </w:tcPr>
           <w:p>
             <w:pPr>
-              <w:jc w:val="left"/>
+              <w:jc w:val="center"/>
             </w:pPr>
             <w:r>
               <w:rPr>
@@ -1215,7 +1306,35 @@
                 <w:sz w:val="20"/>
                 <w:szCs w:val="20"/>
               </w:rPr>
-              <w:t xml:space="preserve">Modul</w:t>
+              <w:t xml:space="preserve">Program</w:t>
+            </w:r>
+          </w:p>
+        </w:tc>
+        <w:tc>
+          <w:tcPr>
+            <w:tcW w:type="dxa" w:w="4400"/>
+            <w:shd w:fill="F97316" w:val="clear"/>
+            <w:tcMar>
+              <w:top w:type="dxa" w:w="80"/>
+              <w:left w:type="dxa" w:w="100"/>
+              <w:bottom w:type="dxa" w:w="80"/>
+              <w:right w:type="dxa" w:w="100"/>
+            </w:tcMar>
+          </w:tcPr>
+          <w:p>
+            <w:pPr>
+              <w:jc w:val="left"/>
+            </w:pPr>
+            <w:r>
+              <w:rPr>
+                <w:b/>
+                <w:bCs/>
+                <w:strike w:val="false"/>
+                <w:color w:val="FFFFFF"/>
+                <w:sz w:val="20"/>
+                <w:szCs w:val="20"/>
+              </w:rPr>
+              <w:t xml:space="preserve">Modul / Layanan</w:t>
             </w:r>
           </w:p>
         </w:tc>
@@ -1243,7 +1362,7 @@
                 <w:sz w:val="20"/>
                 <w:szCs w:val="20"/>
               </w:rPr>
-              <w:t xml:space="preserve">Jumlah Sesi</w:t>
+              <w:t xml:space="preserve">Sesi</w:t>
             </w:r>
           </w:p>
         </w:tc>
@@ -1279,7 +1398,35 @@
       <w:tr>
         <w:tc>
           <w:tcPr>
-            <w:tcW w:type="dxa" w:w="5500"/>
+            <w:tcW w:type="dxa" w:w="1600"/>
+            <w:shd w:fill="FFFFFF" w:val="clear"/>
+            <w:tcMar>
+              <w:top w:type="dxa" w:w="80"/>
+              <w:left w:type="dxa" w:w="100"/>
+              <w:bottom w:type="dxa" w:w="80"/>
+              <w:right w:type="dxa" w:w="100"/>
+            </w:tcMar>
+          </w:tcPr>
+          <w:p>
+            <w:pPr>
+              <w:jc w:val="center"/>
+            </w:pPr>
+            <w:r>
+              <w:rPr>
+                <w:b w:val="false"/>
+                <w:bCs w:val="false"/>
+                <w:strike w:val="false"/>
+                <w:color w:val="1F2937"/>
+                <w:sz w:val="20"/>
+                <w:szCs w:val="20"/>
+              </w:rPr>
+              <w:t xml:space="preserve">Leader</w:t>
+            </w:r>
+          </w:p>
+        </w:tc>
+        <w:tc>
+          <w:tcPr>
+            <w:tcW w:type="dxa" w:w="4400"/>
             <w:shd w:fill="FFFFFF" w:val="clear"/>
             <w:tcMar>
               <w:top w:type="dxa" w:w="80"/>
@@ -1301,7 +1448,7 @@
                 <w:sz w:val="20"/>
                 <w:szCs w:val="20"/>
               </w:rPr>
-              <w:t xml:space="preserve">Modul 1 — Audit Bisnis Sendiri</w:t>
+              <w:t xml:space="preserve">Effortless Leader — asesmen gaya kepemimpinan (ELS) + strategi personal</w:t>
             </w:r>
           </w:p>
         </w:tc>
@@ -1329,7 +1476,7 @@
                 <w:sz w:val="20"/>
                 <w:szCs w:val="20"/>
               </w:rPr>
-              <w:t xml:space="preserve">2 sesi</w:t>
+              <w:t xml:space="preserve">3 sesi</w:t>
             </w:r>
           </w:p>
         </w:tc>
@@ -1357,7 +1504,7 @@
                 <w:sz w:val="20"/>
                 <w:szCs w:val="20"/>
               </w:rPr>
-              <w:t xml:space="preserve">Rp3.000.000</w:t>
+              <w:t xml:space="preserve">Rp4.500.000</w:t>
             </w:r>
           </w:p>
         </w:tc>
@@ -1365,7 +1512,35 @@
       <w:tr>
         <w:tc>
           <w:tcPr>
-            <w:tcW w:type="dxa" w:w="5500"/>
+            <w:tcW w:type="dxa" w:w="1600"/>
+            <w:shd w:fill="FFFFFF" w:val="clear"/>
+            <w:tcMar>
+              <w:top w:type="dxa" w:w="80"/>
+              <w:left w:type="dxa" w:w="100"/>
+              <w:bottom w:type="dxa" w:w="80"/>
+              <w:right w:type="dxa" w:w="100"/>
+            </w:tcMar>
+          </w:tcPr>
+          <w:p>
+            <w:pPr>
+              <w:jc w:val="center"/>
+            </w:pPr>
+            <w:r>
+              <w:rPr>
+                <w:b w:val="false"/>
+                <w:bCs w:val="false"/>
+                <w:strike w:val="false"/>
+                <w:color w:val="1F2937"/>
+                <w:sz w:val="20"/>
+                <w:szCs w:val="20"/>
+              </w:rPr>
+              <w:t xml:space="preserve">Sistem</w:t>
+            </w:r>
+          </w:p>
+        </w:tc>
+        <w:tc>
+          <w:tcPr>
+            <w:tcW w:type="dxa" w:w="4400"/>
             <w:shd w:fill="FFFFFF" w:val="clear"/>
             <w:tcMar>
               <w:top w:type="dxa" w:w="80"/>
@@ -1387,7 +1562,7 @@
                 <w:sz w:val="20"/>
                 <w:szCs w:val="20"/>
               </w:rPr>
-              <w:t xml:space="preserve">Modul 2 — Menyusun KPI</w:t>
+              <w:t xml:space="preserve">Modul 1 — Audit Bisnis Sendiri</w:t>
             </w:r>
           </w:p>
         </w:tc>
@@ -1415,7 +1590,7 @@
                 <w:sz w:val="20"/>
                 <w:szCs w:val="20"/>
               </w:rPr>
-              <w:t xml:space="preserve">3 sesi</w:t>
+              <w:t xml:space="preserve">2 sesi</w:t>
             </w:r>
           </w:p>
         </w:tc>
@@ -1443,7 +1618,7 @@
                 <w:sz w:val="20"/>
                 <w:szCs w:val="20"/>
               </w:rPr>
-              <w:t xml:space="preserve">Rp4.500.000</w:t>
+              <w:t xml:space="preserve">Rp3.000.000</w:t>
             </w:r>
           </w:p>
         </w:tc>
@@ -1451,7 +1626,35 @@
       <w:tr>
         <w:tc>
           <w:tcPr>
-            <w:tcW w:type="dxa" w:w="5500"/>
+            <w:tcW w:type="dxa" w:w="1600"/>
+            <w:shd w:fill="FFFFFF" w:val="clear"/>
+            <w:tcMar>
+              <w:top w:type="dxa" w:w="80"/>
+              <w:left w:type="dxa" w:w="100"/>
+              <w:bottom w:type="dxa" w:w="80"/>
+              <w:right w:type="dxa" w:w="100"/>
+            </w:tcMar>
+          </w:tcPr>
+          <w:p>
+            <w:pPr>
+              <w:jc w:val="center"/>
+            </w:pPr>
+            <w:r>
+              <w:rPr>
+                <w:b w:val="false"/>
+                <w:bCs w:val="false"/>
+                <w:strike w:val="false"/>
+                <w:color w:val="1F2937"/>
+                <w:sz w:val="20"/>
+                <w:szCs w:val="20"/>
+              </w:rPr>
+              <w:t xml:space="preserve">Sistem</w:t>
+            </w:r>
+          </w:p>
+        </w:tc>
+        <w:tc>
+          <w:tcPr>
+            <w:tcW w:type="dxa" w:w="4400"/>
             <w:shd w:fill="FFFFFF" w:val="clear"/>
             <w:tcMar>
               <w:top w:type="dxa" w:w="80"/>
@@ -1473,7 +1676,7 @@
                 <w:sz w:val="20"/>
                 <w:szCs w:val="20"/>
               </w:rPr>
-              <w:t xml:space="preserve">Modul 3 — Memonitor Kesehatan Bisnis</w:t>
+              <w:t xml:space="preserve">Modul 2 — Menyusun KPI</w:t>
             </w:r>
           </w:p>
         </w:tc>
@@ -1537,7 +1740,35 @@
       <w:tr>
         <w:tc>
           <w:tcPr>
-            <w:tcW w:type="dxa" w:w="5500"/>
+            <w:tcW w:type="dxa" w:w="1600"/>
+            <w:shd w:fill="FFFFFF" w:val="clear"/>
+            <w:tcMar>
+              <w:top w:type="dxa" w:w="80"/>
+              <w:left w:type="dxa" w:w="100"/>
+              <w:bottom w:type="dxa" w:w="80"/>
+              <w:right w:type="dxa" w:w="100"/>
+            </w:tcMar>
+          </w:tcPr>
+          <w:p>
+            <w:pPr>
+              <w:jc w:val="center"/>
+            </w:pPr>
+            <w:r>
+              <w:rPr>
+                <w:b w:val="false"/>
+                <w:bCs w:val="false"/>
+                <w:strike w:val="false"/>
+                <w:color w:val="1F2937"/>
+                <w:sz w:val="20"/>
+                <w:szCs w:val="20"/>
+              </w:rPr>
+              <w:t xml:space="preserve">Sistem</w:t>
+            </w:r>
+          </w:p>
+        </w:tc>
+        <w:tc>
+          <w:tcPr>
+            <w:tcW w:type="dxa" w:w="4400"/>
             <w:shd w:fill="FFFFFF" w:val="clear"/>
             <w:tcMar>
               <w:top w:type="dxa" w:w="80"/>
@@ -1559,7 +1790,7 @@
                 <w:sz w:val="20"/>
                 <w:szCs w:val="20"/>
               </w:rPr>
-              <w:t xml:space="preserve">Modul 4 — Merancang Proses Bisnis</w:t>
+              <w:t xml:space="preserve">Modul 3 — Memonitor Kesehatan Bisnis</w:t>
             </w:r>
           </w:p>
         </w:tc>
@@ -1587,7 +1818,7 @@
                 <w:sz w:val="20"/>
                 <w:szCs w:val="20"/>
               </w:rPr>
-              <w:t xml:space="preserve">4 sesi</w:t>
+              <w:t xml:space="preserve">3 sesi</w:t>
             </w:r>
           </w:p>
         </w:tc>
@@ -1615,7 +1846,7 @@
                 <w:sz w:val="20"/>
                 <w:szCs w:val="20"/>
               </w:rPr>
-              <w:t xml:space="preserve">Rp6.000.000</w:t>
+              <w:t xml:space="preserve">Rp4.500.000</w:t>
             </w:r>
           </w:p>
         </w:tc>
@@ -1623,7 +1854,35 @@
       <w:tr>
         <w:tc>
           <w:tcPr>
-            <w:tcW w:type="dxa" w:w="5500"/>
+            <w:tcW w:type="dxa" w:w="1600"/>
+            <w:shd w:fill="FFFFFF" w:val="clear"/>
+            <w:tcMar>
+              <w:top w:type="dxa" w:w="80"/>
+              <w:left w:type="dxa" w:w="100"/>
+              <w:bottom w:type="dxa" w:w="80"/>
+              <w:right w:type="dxa" w:w="100"/>
+            </w:tcMar>
+          </w:tcPr>
+          <w:p>
+            <w:pPr>
+              <w:jc w:val="center"/>
+            </w:pPr>
+            <w:r>
+              <w:rPr>
+                <w:b w:val="false"/>
+                <w:bCs w:val="false"/>
+                <w:strike w:val="false"/>
+                <w:color w:val="1F2937"/>
+                <w:sz w:val="20"/>
+                <w:szCs w:val="20"/>
+              </w:rPr>
+              <w:t xml:space="preserve">Sistem</w:t>
+            </w:r>
+          </w:p>
+        </w:tc>
+        <w:tc>
+          <w:tcPr>
+            <w:tcW w:type="dxa" w:w="4400"/>
             <w:shd w:fill="FFFFFF" w:val="clear"/>
             <w:tcMar>
               <w:top w:type="dxa" w:w="80"/>
@@ -1645,7 +1904,7 @@
                 <w:sz w:val="20"/>
                 <w:szCs w:val="20"/>
               </w:rPr>
-              <w:t xml:space="preserve">Modul 5 — Membuat SOP yang Ditaati</w:t>
+              <w:t xml:space="preserve">Modul 4 — Merancang Proses Bisnis</w:t>
             </w:r>
           </w:p>
         </w:tc>
@@ -1673,7 +1932,7 @@
                 <w:sz w:val="20"/>
                 <w:szCs w:val="20"/>
               </w:rPr>
-              <w:t xml:space="preserve">3 sesi</w:t>
+              <w:t xml:space="preserve">4 sesi</w:t>
             </w:r>
           </w:p>
         </w:tc>
@@ -1701,7 +1960,7 @@
                 <w:sz w:val="20"/>
                 <w:szCs w:val="20"/>
               </w:rPr>
-              <w:t xml:space="preserve">Rp4.500.000</w:t>
+              <w:t xml:space="preserve">Rp6.000.000</w:t>
             </w:r>
           </w:p>
         </w:tc>
@@ -1709,7 +1968,35 @@
       <w:tr>
         <w:tc>
           <w:tcPr>
-            <w:tcW w:type="dxa" w:w="5500"/>
+            <w:tcW w:type="dxa" w:w="1600"/>
+            <w:shd w:fill="FFFFFF" w:val="clear"/>
+            <w:tcMar>
+              <w:top w:type="dxa" w:w="80"/>
+              <w:left w:type="dxa" w:w="100"/>
+              <w:bottom w:type="dxa" w:w="80"/>
+              <w:right w:type="dxa" w:w="100"/>
+            </w:tcMar>
+          </w:tcPr>
+          <w:p>
+            <w:pPr>
+              <w:jc w:val="center"/>
+            </w:pPr>
+            <w:r>
+              <w:rPr>
+                <w:b w:val="false"/>
+                <w:bCs w:val="false"/>
+                <w:strike w:val="false"/>
+                <w:color w:val="1F2937"/>
+                <w:sz w:val="20"/>
+                <w:szCs w:val="20"/>
+              </w:rPr>
+              <w:t xml:space="preserve">Sistem</w:t>
+            </w:r>
+          </w:p>
+        </w:tc>
+        <w:tc>
+          <w:tcPr>
+            <w:tcW w:type="dxa" w:w="4400"/>
             <w:shd w:fill="FFFFFF" w:val="clear"/>
             <w:tcMar>
               <w:top w:type="dxa" w:w="80"/>
@@ -1731,7 +2018,7 @@
                 <w:sz w:val="20"/>
                 <w:szCs w:val="20"/>
               </w:rPr>
-              <w:t xml:space="preserve">Modul 6 — Manajemen Kinerja Tim</w:t>
+              <w:t xml:space="preserve">Modul 5 — Membuat SOP yang Ditaati</w:t>
             </w:r>
           </w:p>
         </w:tc>
@@ -1759,7 +2046,7 @@
                 <w:sz w:val="20"/>
                 <w:szCs w:val="20"/>
               </w:rPr>
-              <w:t xml:space="preserve">4 sesi</w:t>
+              <w:t xml:space="preserve">3 sesi</w:t>
             </w:r>
           </w:p>
         </w:tc>
@@ -1787,7 +2074,7 @@
                 <w:sz w:val="20"/>
                 <w:szCs w:val="20"/>
               </w:rPr>
-              <w:t xml:space="preserve">Rp6.000.000</w:t>
+              <w:t xml:space="preserve">Rp4.500.000</w:t>
             </w:r>
           </w:p>
         </w:tc>
@@ -1795,7 +2082,35 @@
       <w:tr>
         <w:tc>
           <w:tcPr>
-            <w:tcW w:type="dxa" w:w="5500"/>
+            <w:tcW w:type="dxa" w:w="1600"/>
+            <w:shd w:fill="FFFFFF" w:val="clear"/>
+            <w:tcMar>
+              <w:top w:type="dxa" w:w="80"/>
+              <w:left w:type="dxa" w:w="100"/>
+              <w:bottom w:type="dxa" w:w="80"/>
+              <w:right w:type="dxa" w:w="100"/>
+            </w:tcMar>
+          </w:tcPr>
+          <w:p>
+            <w:pPr>
+              <w:jc w:val="center"/>
+            </w:pPr>
+            <w:r>
+              <w:rPr>
+                <w:b w:val="false"/>
+                <w:bCs w:val="false"/>
+                <w:strike w:val="false"/>
+                <w:color w:val="1F2937"/>
+                <w:sz w:val="20"/>
+                <w:szCs w:val="20"/>
+              </w:rPr>
+              <w:t xml:space="preserve">Sistem</w:t>
+            </w:r>
+          </w:p>
+        </w:tc>
+        <w:tc>
+          <w:tcPr>
+            <w:tcW w:type="dxa" w:w="4400"/>
             <w:shd w:fill="FFFFFF" w:val="clear"/>
             <w:tcMar>
               <w:top w:type="dxa" w:w="80"/>
@@ -1817,7 +2132,7 @@
                 <w:sz w:val="20"/>
                 <w:szCs w:val="20"/>
               </w:rPr>
-              <w:t xml:space="preserve">Modul 7 — Standar Kompetensi &amp; Rekrutmen</w:t>
+              <w:t xml:space="preserve">Modul 6 — Manajemen Kinerja Tim</w:t>
             </w:r>
           </w:p>
         </w:tc>
@@ -1845,7 +2160,7 @@
                 <w:sz w:val="20"/>
                 <w:szCs w:val="20"/>
               </w:rPr>
-              <w:t xml:space="preserve">3 sesi</w:t>
+              <w:t xml:space="preserve">4 sesi</w:t>
             </w:r>
           </w:p>
         </w:tc>
@@ -1873,7 +2188,7 @@
                 <w:sz w:val="20"/>
                 <w:szCs w:val="20"/>
               </w:rPr>
-              <w:t xml:space="preserve">Rp4.500.000</w:t>
+              <w:t xml:space="preserve">Rp6.000.000</w:t>
             </w:r>
           </w:p>
         </w:tc>
@@ -1881,7 +2196,35 @@
       <w:tr>
         <w:tc>
           <w:tcPr>
-            <w:tcW w:type="dxa" w:w="5500"/>
+            <w:tcW w:type="dxa" w:w="1600"/>
+            <w:shd w:fill="FFFFFF" w:val="clear"/>
+            <w:tcMar>
+              <w:top w:type="dxa" w:w="80"/>
+              <w:left w:type="dxa" w:w="100"/>
+              <w:bottom w:type="dxa" w:w="80"/>
+              <w:right w:type="dxa" w:w="100"/>
+            </w:tcMar>
+          </w:tcPr>
+          <w:p>
+            <w:pPr>
+              <w:jc w:val="center"/>
+            </w:pPr>
+            <w:r>
+              <w:rPr>
+                <w:b w:val="false"/>
+                <w:bCs w:val="false"/>
+                <w:strike w:val="false"/>
+                <w:color w:val="1F2937"/>
+                <w:sz w:val="20"/>
+                <w:szCs w:val="20"/>
+              </w:rPr>
+              <w:t xml:space="preserve">Sistem</w:t>
+            </w:r>
+          </w:p>
+        </w:tc>
+        <w:tc>
+          <w:tcPr>
+            <w:tcW w:type="dxa" w:w="4400"/>
             <w:shd w:fill="FFFFFF" w:val="clear"/>
             <w:tcMar>
               <w:top w:type="dxa" w:w="80"/>
@@ -1903,7 +2246,7 @@
                 <w:sz w:val="20"/>
                 <w:szCs w:val="20"/>
               </w:rPr>
-              <w:t xml:space="preserve">Modul 8 — Mengelola Perubahan</w:t>
+              <w:t xml:space="preserve">Modul 7 — Standar Kompetensi &amp; Rekrutmen</w:t>
             </w:r>
           </w:p>
         </w:tc>
@@ -1967,7 +2310,35 @@
       <w:tr>
         <w:tc>
           <w:tcPr>
-            <w:tcW w:type="dxa" w:w="5500"/>
+            <w:tcW w:type="dxa" w:w="1600"/>
+            <w:shd w:fill="FFFFFF" w:val="clear"/>
+            <w:tcMar>
+              <w:top w:type="dxa" w:w="80"/>
+              <w:left w:type="dxa" w:w="100"/>
+              <w:bottom w:type="dxa" w:w="80"/>
+              <w:right w:type="dxa" w:w="100"/>
+            </w:tcMar>
+          </w:tcPr>
+          <w:p>
+            <w:pPr>
+              <w:jc w:val="center"/>
+            </w:pPr>
+            <w:r>
+              <w:rPr>
+                <w:b w:val="false"/>
+                <w:bCs w:val="false"/>
+                <w:strike w:val="false"/>
+                <w:color w:val="1F2937"/>
+                <w:sz w:val="20"/>
+                <w:szCs w:val="20"/>
+              </w:rPr>
+              <w:t xml:space="preserve">Sistem</w:t>
+            </w:r>
+          </w:p>
+        </w:tc>
+        <w:tc>
+          <w:tcPr>
+            <w:tcW w:type="dxa" w:w="4400"/>
             <w:shd w:fill="FFFFFF" w:val="clear"/>
             <w:tcMar>
               <w:top w:type="dxa" w:w="80"/>
@@ -1989,6 +2360,120 @@
                 <w:sz w:val="20"/>
                 <w:szCs w:val="20"/>
               </w:rPr>
+              <w:t xml:space="preserve">Modul 8 — Mengelola Perubahan</w:t>
+            </w:r>
+          </w:p>
+        </w:tc>
+        <w:tc>
+          <w:tcPr>
+            <w:tcW w:type="dxa" w:w="1500"/>
+            <w:shd w:fill="FFFFFF" w:val="clear"/>
+            <w:tcMar>
+              <w:top w:type="dxa" w:w="80"/>
+              <w:left w:type="dxa" w:w="100"/>
+              <w:bottom w:type="dxa" w:w="80"/>
+              <w:right w:type="dxa" w:w="100"/>
+            </w:tcMar>
+          </w:tcPr>
+          <w:p>
+            <w:pPr>
+              <w:jc w:val="center"/>
+            </w:pPr>
+            <w:r>
+              <w:rPr>
+                <w:b w:val="false"/>
+                <w:bCs w:val="false"/>
+                <w:strike w:val="false"/>
+                <w:color w:val="1F2937"/>
+                <w:sz w:val="20"/>
+                <w:szCs w:val="20"/>
+              </w:rPr>
+              <w:t xml:space="preserve">3 sesi</w:t>
+            </w:r>
+          </w:p>
+        </w:tc>
+        <w:tc>
+          <w:tcPr>
+            <w:tcW w:type="dxa" w:w="2000"/>
+            <w:shd w:fill="FFFFFF" w:val="clear"/>
+            <w:tcMar>
+              <w:top w:type="dxa" w:w="80"/>
+              <w:left w:type="dxa" w:w="100"/>
+              <w:bottom w:type="dxa" w:w="80"/>
+              <w:right w:type="dxa" w:w="100"/>
+            </w:tcMar>
+          </w:tcPr>
+          <w:p>
+            <w:pPr>
+              <w:jc w:val="center"/>
+            </w:pPr>
+            <w:r>
+              <w:rPr>
+                <w:b w:val="false"/>
+                <w:bCs w:val="false"/>
+                <w:strike w:val="false"/>
+                <w:color w:val="1F2937"/>
+                <w:sz w:val="20"/>
+                <w:szCs w:val="20"/>
+              </w:rPr>
+              <w:t xml:space="preserve">Rp4.500.000</w:t>
+            </w:r>
+          </w:p>
+        </w:tc>
+      </w:tr>
+      <w:tr>
+        <w:tc>
+          <w:tcPr>
+            <w:tcW w:type="dxa" w:w="1600"/>
+            <w:shd w:fill="FFFFFF" w:val="clear"/>
+            <w:tcMar>
+              <w:top w:type="dxa" w:w="80"/>
+              <w:left w:type="dxa" w:w="100"/>
+              <w:bottom w:type="dxa" w:w="80"/>
+              <w:right w:type="dxa" w:w="100"/>
+            </w:tcMar>
+          </w:tcPr>
+          <w:p>
+            <w:pPr>
+              <w:jc w:val="center"/>
+            </w:pPr>
+            <w:r>
+              <w:rPr>
+                <w:b w:val="false"/>
+                <w:bCs w:val="false"/>
+                <w:strike w:val="false"/>
+                <w:color w:val="1F2937"/>
+                <w:sz w:val="20"/>
+                <w:szCs w:val="20"/>
+              </w:rPr>
+              <w:t xml:space="preserve">Sistem</w:t>
+            </w:r>
+          </w:p>
+        </w:tc>
+        <w:tc>
+          <w:tcPr>
+            <w:tcW w:type="dxa" w:w="4400"/>
+            <w:shd w:fill="FFFFFF" w:val="clear"/>
+            <w:tcMar>
+              <w:top w:type="dxa" w:w="80"/>
+              <w:left w:type="dxa" w:w="100"/>
+              <w:bottom w:type="dxa" w:w="80"/>
+              <w:right w:type="dxa" w:w="100"/>
+            </w:tcMar>
+          </w:tcPr>
+          <w:p>
+            <w:pPr>
+              <w:jc w:val="left"/>
+            </w:pPr>
+            <w:r>
+              <w:rPr>
+                <w:b w:val="false"/>
+                <w:bCs w:val="false"/>
+                <w:strike w:val="false"/>
+                <w:color w:val="1F2937"/>
+                <w:sz w:val="20"/>
+                <w:szCs w:val="20"/>
+              </w:rPr>
               <w:t xml:space="preserve">Modul 9 — AI untuk Efisiensi Bisnis</w:t>
             </w:r>
           </w:p>
@@ -2046,6 +2531,120 @@
                 <w:szCs w:val="20"/>
               </w:rPr>
               <w:t xml:space="preserve">Rp3.000.000</w:t>
+            </w:r>
+          </w:p>
+        </w:tc>
+      </w:tr>
+      <w:tr>
+        <w:tc>
+          <w:tcPr>
+            <w:tcW w:type="dxa" w:w="1600"/>
+            <w:shd w:fill="FFFFFF" w:val="clear"/>
+            <w:tcMar>
+              <w:top w:type="dxa" w:w="80"/>
+              <w:left w:type="dxa" w:w="100"/>
+              <w:bottom w:type="dxa" w:w="80"/>
+              <w:right w:type="dxa" w:w="100"/>
+            </w:tcMar>
+          </w:tcPr>
+          <w:p>
+            <w:pPr>
+              <w:jc w:val="center"/>
+            </w:pPr>
+            <w:r>
+              <w:rPr>
+                <w:b w:val="false"/>
+                <w:bCs w:val="false"/>
+                <w:strike w:val="false"/>
+                <w:color w:val="1F2937"/>
+                <w:sz w:val="20"/>
+                <w:szCs w:val="20"/>
+              </w:rPr>
+              <w:t xml:space="preserve">Tim</w:t>
+            </w:r>
+          </w:p>
+        </w:tc>
+        <w:tc>
+          <w:tcPr>
+            <w:tcW w:type="dxa" w:w="4400"/>
+            <w:shd w:fill="FFFFFF" w:val="clear"/>
+            <w:tcMar>
+              <w:top w:type="dxa" w:w="80"/>
+              <w:left w:type="dxa" w:w="100"/>
+              <w:bottom w:type="dxa" w:w="80"/>
+              <w:right w:type="dxa" w:w="100"/>
+            </w:tcMar>
+          </w:tcPr>
+          <w:p>
+            <w:pPr>
+              <w:jc w:val="left"/>
+            </w:pPr>
+            <w:r>
+              <w:rPr>
+                <w:b w:val="false"/>
+                <w:bCs w:val="false"/>
+                <w:strike w:val="false"/>
+                <w:color w:val="1F2937"/>
+                <w:sz w:val="20"/>
+                <w:szCs w:val="20"/>
+              </w:rPr>
+              <w:t xml:space="preserve">Effortless Team — diagnosis tim (model 3C) + rencana aksi per orang</w:t>
+            </w:r>
+          </w:p>
+        </w:tc>
+        <w:tc>
+          <w:tcPr>
+            <w:tcW w:type="dxa" w:w="1500"/>
+            <w:shd w:fill="FFFFFF" w:val="clear"/>
+            <w:tcMar>
+              <w:top w:type="dxa" w:w="80"/>
+              <w:left w:type="dxa" w:w="100"/>
+              <w:bottom w:type="dxa" w:w="80"/>
+              <w:right w:type="dxa" w:w="100"/>
+            </w:tcMar>
+          </w:tcPr>
+          <w:p>
+            <w:pPr>
+              <w:jc w:val="center"/>
+            </w:pPr>
+            <w:r>
+              <w:rPr>
+                <w:b w:val="false"/>
+                <w:bCs w:val="false"/>
+                <w:strike w:val="false"/>
+                <w:color w:val="1F2937"/>
+                <w:sz w:val="20"/>
+                <w:szCs w:val="20"/>
+              </w:rPr>
+              <w:t xml:space="preserve">4 sesi</w:t>
+            </w:r>
+          </w:p>
+        </w:tc>
+        <w:tc>
+          <w:tcPr>
+            <w:tcW w:type="dxa" w:w="2000"/>
+            <w:shd w:fill="FFFFFF" w:val="clear"/>
+            <w:tcMar>
+              <w:top w:type="dxa" w:w="80"/>
+              <w:left w:type="dxa" w:w="100"/>
+              <w:bottom w:type="dxa" w:w="80"/>
+              <w:right w:type="dxa" w:w="100"/>
+            </w:tcMar>
+          </w:tcPr>
+          <w:p>
+            <w:pPr>
+              <w:jc w:val="center"/>
+            </w:pPr>
+            <w:r>
+              <w:rPr>
+                <w:b w:val="false"/>
+                <w:bCs w:val="false"/>
+                <w:strike w:val="false"/>
+                <w:color w:val="1F2937"/>
+                <w:sz w:val="20"/>
+                <w:szCs w:val="20"/>
+              </w:rPr>
+              <w:t xml:space="preserve">Rp6.000.000</w:t>
             </w:r>
           </w:p>
         </w:tc>
@@ -2082,12 +2681,12 @@
           <w:sz w:val="22"/>
           <w:szCs w:val="22"/>
         </w:rPr>
-        <w:t xml:space="preserve">Empat kombinasi ini paling sering cocok, tergantung akar masalah yang ditemukan lewat Diagnostic Call. Harga paket sudah didiskon dari total harga satuan.</w:t>
+        <w:t xml:space="preserve">Enam kombinasi ini paling sering cocok, tergantung akar masalah yang ditemukan lewat Diagnostic Call. Harga paket sudah didiskon dari total harga satuan.</w:t>
       </w:r>
     </w:p>
     <w:tbl>
       <w:tblPr>
-        <w:tblW w:type="dxa" w:w="10000"/>
+        <w:tblW w:type="dxa" w:w="9500"/>
         <w:tblBorders>
           <w:top w:val="single" w:color="auto" w:sz="4"/>
           <w:left w:val="single" w:color="auto" w:sz="4"/>
@@ -2098,9 +2697,9 @@
         </w:tblBorders>
       </w:tblPr>
       <w:tblGrid>
-        <w:gridCol w:w="1900"/>
-        <w:gridCol w:w="2600"/>
-        <w:gridCol w:w="1000"/>
+        <w:gridCol w:w="1700"/>
+        <w:gridCol w:w="2400"/>
+        <w:gridCol w:w="900"/>
         <w:gridCol w:w="1500"/>
         <w:gridCol w:w="1500"/>
         <w:gridCol w:w="1500"/>
@@ -2108,7 +2707,7 @@
       <w:tr>
         <w:tc>
           <w:tcPr>
-            <w:tcW w:type="dxa" w:w="1900"/>
+            <w:tcW w:type="dxa" w:w="1700"/>
             <w:shd w:fill="F97316" w:val="clear"/>
             <w:tcMar>
               <w:top w:type="dxa" w:w="80"/>
@@ -2136,7 +2735,7 @@
         </w:tc>
         <w:tc>
           <w:tcPr>
-            <w:tcW w:type="dxa" w:w="2600"/>
+            <w:tcW w:type="dxa" w:w="2400"/>
             <w:shd w:fill="F97316" w:val="clear"/>
             <w:tcMar>
               <w:top w:type="dxa" w:w="80"/>
@@ -2158,13 +2757,13 @@
                 <w:sz w:val="20"/>
                 <w:szCs w:val="20"/>
               </w:rPr>
-              <w:t xml:space="preserve">Modul</w:t>
-            </w:r>
-          </w:p>
-        </w:tc>
-        <w:tc>
-          <w:tcPr>
-            <w:tcW w:type="dxa" w:w="1000"/>
+              <w:t xml:space="preserve">Cakupan</w:t>
+            </w:r>
+          </w:p>
+        </w:tc>
+        <w:tc>
+          <w:tcPr>
+            <w:tcW w:type="dxa" w:w="900"/>
             <w:shd w:fill="F97316" w:val="clear"/>
             <w:tcMar>
               <w:top w:type="dxa" w:w="80"/>
@@ -2278,7 +2877,7 @@
       <w:tr>
         <w:tc>
           <w:tcPr>
-            <w:tcW w:type="dxa" w:w="1900"/>
+            <w:tcW w:type="dxa" w:w="1700"/>
             <w:tcMar>
               <w:top w:type="dxa" w:w="80"/>
               <w:left w:type="dxa" w:w="100"/>
@@ -2302,31 +2901,31 @@
         </w:tc>
         <w:tc>
           <w:tcPr>
-            <w:tcW w:type="dxa" w:w="2600"/>
-            <w:tcMar>
-              <w:top w:type="dxa" w:w="80"/>
-              <w:left w:type="dxa" w:w="100"/>
-              <w:bottom w:type="dxa" w:w="80"/>
-              <w:right w:type="dxa" w:w="100"/>
-            </w:tcMar>
-          </w:tcPr>
-          <w:p>
-            <w:r>
-              <w:rPr>
-                <w:b w:val="false"/>
-                <w:bCs w:val="false"/>
-                <w:strike w:val="false"/>
-                <w:color w:val="1F2937"/>
-                <w:sz w:val="20"/>
-                <w:szCs w:val="20"/>
-              </w:rPr>
-              <w:t xml:space="preserve">M1, M2, M3</w:t>
-            </w:r>
-          </w:p>
-        </w:tc>
-        <w:tc>
-          <w:tcPr>
-            <w:tcW w:type="dxa" w:w="1000"/>
+            <w:tcW w:type="dxa" w:w="2400"/>
+            <w:tcMar>
+              <w:top w:type="dxa" w:w="80"/>
+              <w:left w:type="dxa" w:w="100"/>
+              <w:bottom w:type="dxa" w:w="80"/>
+              <w:right w:type="dxa" w:w="100"/>
+            </w:tcMar>
+          </w:tcPr>
+          <w:p>
+            <w:r>
+              <w:rPr>
+                <w:b w:val="false"/>
+                <w:bCs w:val="false"/>
+                <w:strike w:val="false"/>
+                <w:color w:val="1F2937"/>
+                <w:sz w:val="20"/>
+                <w:szCs w:val="20"/>
+              </w:rPr>
+              <w:t xml:space="preserve">M1, M2, M3 (Sistem)</w:t>
+            </w:r>
+          </w:p>
+        </w:tc>
+        <w:tc>
+          <w:tcPr>
+            <w:tcW w:type="dxa" w:w="900"/>
             <w:tcMar>
               <w:top w:type="dxa" w:w="80"/>
               <w:left w:type="dxa" w:w="100"/>
@@ -2436,7 +3035,7 @@
       <w:tr>
         <w:tc>
           <w:tcPr>
-            <w:tcW w:type="dxa" w:w="1900"/>
+            <w:tcW w:type="dxa" w:w="1700"/>
             <w:tcMar>
               <w:top w:type="dxa" w:w="80"/>
               <w:left w:type="dxa" w:w="100"/>
@@ -2460,31 +3059,31 @@
         </w:tc>
         <w:tc>
           <w:tcPr>
-            <w:tcW w:type="dxa" w:w="2600"/>
-            <w:tcMar>
-              <w:top w:type="dxa" w:w="80"/>
-              <w:left w:type="dxa" w:w="100"/>
-              <w:bottom w:type="dxa" w:w="80"/>
-              <w:right w:type="dxa" w:w="100"/>
-            </w:tcMar>
-          </w:tcPr>
-          <w:p>
-            <w:r>
-              <w:rPr>
-                <w:b w:val="false"/>
-                <w:bCs w:val="false"/>
-                <w:strike w:val="false"/>
-                <w:color w:val="1F2937"/>
-                <w:sz w:val="20"/>
-                <w:szCs w:val="20"/>
-              </w:rPr>
-              <w:t xml:space="preserve">M3, M4, M5</w:t>
-            </w:r>
-          </w:p>
-        </w:tc>
-        <w:tc>
-          <w:tcPr>
-            <w:tcW w:type="dxa" w:w="1000"/>
+            <w:tcW w:type="dxa" w:w="2400"/>
+            <w:tcMar>
+              <w:top w:type="dxa" w:w="80"/>
+              <w:left w:type="dxa" w:w="100"/>
+              <w:bottom w:type="dxa" w:w="80"/>
+              <w:right w:type="dxa" w:w="100"/>
+            </w:tcMar>
+          </w:tcPr>
+          <w:p>
+            <w:r>
+              <w:rPr>
+                <w:b w:val="false"/>
+                <w:bCs w:val="false"/>
+                <w:strike w:val="false"/>
+                <w:color w:val="1F2937"/>
+                <w:sz w:val="20"/>
+                <w:szCs w:val="20"/>
+              </w:rPr>
+              <w:t xml:space="preserve">M3, M4, M5 (Sistem)</w:t>
+            </w:r>
+          </w:p>
+        </w:tc>
+        <w:tc>
+          <w:tcPr>
+            <w:tcW w:type="dxa" w:w="900"/>
             <w:tcMar>
               <w:top w:type="dxa" w:w="80"/>
               <w:left w:type="dxa" w:w="100"/>
@@ -2594,7 +3193,7 @@
       <w:tr>
         <w:tc>
           <w:tcPr>
-            <w:tcW w:type="dxa" w:w="1900"/>
+            <w:tcW w:type="dxa" w:w="1700"/>
             <w:tcMar>
               <w:top w:type="dxa" w:w="80"/>
               <w:left w:type="dxa" w:w="100"/>
@@ -2618,31 +3217,31 @@
         </w:tc>
         <w:tc>
           <w:tcPr>
-            <w:tcW w:type="dxa" w:w="2600"/>
-            <w:tcMar>
-              <w:top w:type="dxa" w:w="80"/>
-              <w:left w:type="dxa" w:w="100"/>
-              <w:bottom w:type="dxa" w:w="80"/>
-              <w:right w:type="dxa" w:w="100"/>
-            </w:tcMar>
-          </w:tcPr>
-          <w:p>
-            <w:r>
-              <w:rPr>
-                <w:b w:val="false"/>
-                <w:bCs w:val="false"/>
-                <w:strike w:val="false"/>
-                <w:color w:val="1F2937"/>
-                <w:sz w:val="20"/>
-                <w:szCs w:val="20"/>
-              </w:rPr>
-              <w:t xml:space="preserve">M2, M3, M6, M7</w:t>
-            </w:r>
-          </w:p>
-        </w:tc>
-        <w:tc>
-          <w:tcPr>
-            <w:tcW w:type="dxa" w:w="1000"/>
+            <w:tcW w:type="dxa" w:w="2400"/>
+            <w:tcMar>
+              <w:top w:type="dxa" w:w="80"/>
+              <w:left w:type="dxa" w:w="100"/>
+              <w:bottom w:type="dxa" w:w="80"/>
+              <w:right w:type="dxa" w:w="100"/>
+            </w:tcMar>
+          </w:tcPr>
+          <w:p>
+            <w:r>
+              <w:rPr>
+                <w:b w:val="false"/>
+                <w:bCs w:val="false"/>
+                <w:strike w:val="false"/>
+                <w:color w:val="1F2937"/>
+                <w:sz w:val="20"/>
+                <w:szCs w:val="20"/>
+              </w:rPr>
+              <w:t xml:space="preserve">M2, M3, M6, M7 (Sistem)</w:t>
+            </w:r>
+          </w:p>
+        </w:tc>
+        <w:tc>
+          <w:tcPr>
+            <w:tcW w:type="dxa" w:w="900"/>
             <w:tcMar>
               <w:top w:type="dxa" w:w="80"/>
               <w:left w:type="dxa" w:w="100"/>
@@ -2752,7 +3351,7 @@
       <w:tr>
         <w:tc>
           <w:tcPr>
-            <w:tcW w:type="dxa" w:w="1900"/>
+            <w:tcW w:type="dxa" w:w="1700"/>
             <w:tcMar>
               <w:top w:type="dxa" w:w="80"/>
               <w:left w:type="dxa" w:w="100"/>
@@ -2776,31 +3375,31 @@
         </w:tc>
         <w:tc>
           <w:tcPr>
-            <w:tcW w:type="dxa" w:w="2600"/>
-            <w:tcMar>
-              <w:top w:type="dxa" w:w="80"/>
-              <w:left w:type="dxa" w:w="100"/>
-              <w:bottom w:type="dxa" w:w="80"/>
-              <w:right w:type="dxa" w:w="100"/>
-            </w:tcMar>
-          </w:tcPr>
-          <w:p>
-            <w:r>
-              <w:rPr>
-                <w:b w:val="false"/>
-                <w:bCs w:val="false"/>
-                <w:strike w:val="false"/>
-                <w:color w:val="1F2937"/>
-                <w:sz w:val="20"/>
-                <w:szCs w:val="20"/>
-              </w:rPr>
-              <w:t xml:space="preserve">Semua 9 modul</w:t>
-            </w:r>
-          </w:p>
-        </w:tc>
-        <w:tc>
-          <w:tcPr>
-            <w:tcW w:type="dxa" w:w="1000"/>
+            <w:tcW w:type="dxa" w:w="2400"/>
+            <w:tcMar>
+              <w:top w:type="dxa" w:w="80"/>
+              <w:left w:type="dxa" w:w="100"/>
+              <w:bottom w:type="dxa" w:w="80"/>
+              <w:right w:type="dxa" w:w="100"/>
+            </w:tcMar>
+          </w:tcPr>
+          <w:p>
+            <w:r>
+              <w:rPr>
+                <w:b w:val="false"/>
+                <w:bCs w:val="false"/>
+                <w:strike w:val="false"/>
+                <w:color w:val="1F2937"/>
+                <w:sz w:val="20"/>
+                <w:szCs w:val="20"/>
+              </w:rPr>
+              <w:t xml:space="preserve">Semua 9 modul (Sistem)</w:t>
+            </w:r>
+          </w:p>
+        </w:tc>
+        <w:tc>
+          <w:tcPr>
+            <w:tcW w:type="dxa" w:w="900"/>
             <w:tcMar>
               <w:top w:type="dxa" w:w="80"/>
               <w:left w:type="dxa" w:w="100"/>
@@ -2903,6 +3502,322 @@
                 <w:szCs w:val="20"/>
               </w:rPr>
               <w:t xml:space="preserve">±5-6 bulan</w:t>
+            </w:r>
+          </w:p>
+        </w:tc>
+      </w:tr>
+      <w:tr>
+        <w:tc>
+          <w:tcPr>
+            <w:tcW w:type="dxa" w:w="1700"/>
+            <w:tcMar>
+              <w:top w:type="dxa" w:w="80"/>
+              <w:left w:type="dxa" w:w="100"/>
+              <w:bottom w:type="dxa" w:w="80"/>
+              <w:right w:type="dxa" w:w="100"/>
+            </w:tcMar>
+          </w:tcPr>
+          <w:p>
+            <w:r>
+              <w:rPr>
+                <w:b/>
+                <w:bCs/>
+                <w:strike w:val="false"/>
+                <w:color w:val="1F2937"/>
+                <w:sz w:val="20"/>
+                <w:szCs w:val="20"/>
+              </w:rPr>
+              <w:t xml:space="preserve">Mulai Effortless</w:t>
+            </w:r>
+          </w:p>
+        </w:tc>
+        <w:tc>
+          <w:tcPr>
+            <w:tcW w:type="dxa" w:w="2400"/>
+            <w:tcMar>
+              <w:top w:type="dxa" w:w="80"/>
+              <w:left w:type="dxa" w:w="100"/>
+              <w:bottom w:type="dxa" w:w="80"/>
+              <w:right w:type="dxa" w:w="100"/>
+            </w:tcMar>
+          </w:tcPr>
+          <w:p>
+            <w:r>
+              <w:rPr>
+                <w:b w:val="false"/>
+                <w:bCs w:val="false"/>
+                <w:strike w:val="false"/>
+                <w:color w:val="1F2937"/>
+                <w:sz w:val="20"/>
+                <w:szCs w:val="20"/>
+              </w:rPr>
+              <w:t xml:space="preserve">Leader + Ukur &amp; Pantau</w:t>
+            </w:r>
+          </w:p>
+        </w:tc>
+        <w:tc>
+          <w:tcPr>
+            <w:tcW w:type="dxa" w:w="900"/>
+            <w:tcMar>
+              <w:top w:type="dxa" w:w="80"/>
+              <w:left w:type="dxa" w:w="100"/>
+              <w:bottom w:type="dxa" w:w="80"/>
+              <w:right w:type="dxa" w:w="100"/>
+            </w:tcMar>
+          </w:tcPr>
+          <w:p>
+            <w:pPr>
+              <w:jc w:val="center"/>
+            </w:pPr>
+            <w:r>
+              <w:rPr>
+                <w:b w:val="false"/>
+                <w:bCs w:val="false"/>
+                <w:strike w:val="false"/>
+                <w:color w:val="1F2937"/>
+                <w:sz w:val="20"/>
+                <w:szCs w:val="20"/>
+              </w:rPr>
+              <w:t xml:space="preserve">11 sesi</w:t>
+            </w:r>
+          </w:p>
+        </w:tc>
+        <w:tc>
+          <w:tcPr>
+            <w:tcW w:type="dxa" w:w="1500"/>
+            <w:tcMar>
+              <w:top w:type="dxa" w:w="80"/>
+              <w:left w:type="dxa" w:w="100"/>
+              <w:bottom w:type="dxa" w:w="80"/>
+              <w:right w:type="dxa" w:w="100"/>
+            </w:tcMar>
+          </w:tcPr>
+          <w:p>
+            <w:pPr>
+              <w:jc w:val="center"/>
+            </w:pPr>
+            <w:r>
+              <w:rPr>
+                <w:b w:val="false"/>
+                <w:bCs w:val="false"/>
+                <w:strike/>
+                <w:color w:val="1F2937"/>
+                <w:sz w:val="20"/>
+                <w:szCs w:val="20"/>
+              </w:rPr>
+              <w:t xml:space="preserve">Rp16.500.000</w:t>
+            </w:r>
+          </w:p>
+        </w:tc>
+        <w:tc>
+          <w:tcPr>
+            <w:tcW w:type="dxa" w:w="1500"/>
+            <w:tcMar>
+              <w:top w:type="dxa" w:w="80"/>
+              <w:left w:type="dxa" w:w="100"/>
+              <w:bottom w:type="dxa" w:w="80"/>
+              <w:right w:type="dxa" w:w="100"/>
+            </w:tcMar>
+          </w:tcPr>
+          <w:p>
+            <w:pPr>
+              <w:jc w:val="center"/>
+            </w:pPr>
+            <w:r>
+              <w:rPr>
+                <w:b/>
+                <w:bCs/>
+                <w:strike w:val="false"/>
+                <w:color w:val="F97316"/>
+                <w:sz w:val="20"/>
+                <w:szCs w:val="20"/>
+              </w:rPr>
+              <w:t xml:space="preserve">Rp14.850.000</w:t>
+            </w:r>
+          </w:p>
+        </w:tc>
+        <w:tc>
+          <w:tcPr>
+            <w:tcW w:type="dxa" w:w="1500"/>
+            <w:tcMar>
+              <w:top w:type="dxa" w:w="80"/>
+              <w:left w:type="dxa" w:w="100"/>
+              <w:bottom w:type="dxa" w:w="80"/>
+              <w:right w:type="dxa" w:w="100"/>
+            </w:tcMar>
+          </w:tcPr>
+          <w:p>
+            <w:pPr>
+              <w:jc w:val="center"/>
+            </w:pPr>
+            <w:r>
+              <w:rPr>
+                <w:b w:val="false"/>
+                <w:bCs w:val="false"/>
+                <w:strike w:val="false"/>
+                <w:color w:val="1F2937"/>
+                <w:sz w:val="20"/>
+                <w:szCs w:val="20"/>
+              </w:rPr>
+              <w:t xml:space="preserve">±2,5-3 bulan</w:t>
+            </w:r>
+          </w:p>
+        </w:tc>
+      </w:tr>
+      <w:tr>
+        <w:tc>
+          <w:tcPr>
+            <w:tcW w:type="dxa" w:w="1700"/>
+            <w:tcMar>
+              <w:top w:type="dxa" w:w="80"/>
+              <w:left w:type="dxa" w:w="100"/>
+              <w:bottom w:type="dxa" w:w="80"/>
+              <w:right w:type="dxa" w:w="100"/>
+            </w:tcMar>
+          </w:tcPr>
+          <w:p>
+            <w:r>
+              <w:rPr>
+                <w:b/>
+                <w:bCs/>
+                <w:strike w:val="false"/>
+                <w:color w:val="1F2937"/>
+                <w:sz w:val="20"/>
+                <w:szCs w:val="20"/>
+              </w:rPr>
+              <w:t xml:space="preserve">Effortless Lengkap</w:t>
+            </w:r>
+          </w:p>
+        </w:tc>
+        <w:tc>
+          <w:tcPr>
+            <w:tcW w:type="dxa" w:w="2400"/>
+            <w:tcMar>
+              <w:top w:type="dxa" w:w="80"/>
+              <w:left w:type="dxa" w:w="100"/>
+              <w:bottom w:type="dxa" w:w="80"/>
+              <w:right w:type="dxa" w:w="100"/>
+            </w:tcMar>
+          </w:tcPr>
+          <w:p>
+            <w:r>
+              <w:rPr>
+                <w:b w:val="false"/>
+                <w:bCs w:val="false"/>
+                <w:strike w:val="false"/>
+                <w:color w:val="1F2937"/>
+                <w:sz w:val="20"/>
+                <w:szCs w:val="20"/>
+              </w:rPr>
+              <w:t xml:space="preserve">Leader + Overhaul Penuh + Tim</w:t>
+            </w:r>
+          </w:p>
+        </w:tc>
+        <w:tc>
+          <w:tcPr>
+            <w:tcW w:type="dxa" w:w="900"/>
+            <w:tcMar>
+              <w:top w:type="dxa" w:w="80"/>
+              <w:left w:type="dxa" w:w="100"/>
+              <w:bottom w:type="dxa" w:w="80"/>
+              <w:right w:type="dxa" w:w="100"/>
+            </w:tcMar>
+          </w:tcPr>
+          <w:p>
+            <w:pPr>
+              <w:jc w:val="center"/>
+            </w:pPr>
+            <w:r>
+              <w:rPr>
+                <w:b w:val="false"/>
+                <w:bCs w:val="false"/>
+                <w:strike w:val="false"/>
+                <w:color w:val="1F2937"/>
+                <w:sz w:val="20"/>
+                <w:szCs w:val="20"/>
+              </w:rPr>
+              <w:t xml:space="preserve">34 sesi</w:t>
+            </w:r>
+          </w:p>
+        </w:tc>
+        <w:tc>
+          <w:tcPr>
+            <w:tcW w:type="dxa" w:w="1500"/>
+            <w:tcMar>
+              <w:top w:type="dxa" w:w="80"/>
+              <w:left w:type="dxa" w:w="100"/>
+              <w:bottom w:type="dxa" w:w="80"/>
+              <w:right w:type="dxa" w:w="100"/>
+            </w:tcMar>
+          </w:tcPr>
+          <w:p>
+            <w:pPr>
+              <w:jc w:val="center"/>
+            </w:pPr>
+            <w:r>
+              <w:rPr>
+                <w:b w:val="false"/>
+                <w:bCs w:val="false"/>
+                <w:strike/>
+                <w:color w:val="1F2937"/>
+                <w:sz w:val="20"/>
+                <w:szCs w:val="20"/>
+              </w:rPr>
+              <w:t xml:space="preserve">Rp51.000.000</w:t>
+            </w:r>
+          </w:p>
+        </w:tc>
+        <w:tc>
+          <w:tcPr>
+            <w:tcW w:type="dxa" w:w="1500"/>
+            <w:tcMar>
+              <w:top w:type="dxa" w:w="80"/>
+              <w:left w:type="dxa" w:w="100"/>
+              <w:bottom w:type="dxa" w:w="80"/>
+              <w:right w:type="dxa" w:w="100"/>
+            </w:tcMar>
+          </w:tcPr>
+          <w:p>
+            <w:pPr>
+              <w:jc w:val="center"/>
+            </w:pPr>
+            <w:r>
+              <w:rPr>
+                <w:b/>
+                <w:bCs/>
+                <w:strike w:val="false"/>
+                <w:color w:val="F97316"/>
+                <w:sz w:val="20"/>
+                <w:szCs w:val="20"/>
+              </w:rPr>
+              <w:t xml:space="preserve">Rp35.700.000</w:t>
+            </w:r>
+          </w:p>
+        </w:tc>
+        <w:tc>
+          <w:tcPr>
+            <w:tcW w:type="dxa" w:w="1500"/>
+            <w:tcMar>
+              <w:top w:type="dxa" w:w="80"/>
+              <w:left w:type="dxa" w:w="100"/>
+              <w:bottom w:type="dxa" w:w="80"/>
+              <w:right w:type="dxa" w:w="100"/>
+            </w:tcMar>
+          </w:tcPr>
+          <w:p>
+            <w:pPr>
+              <w:jc w:val="center"/>
+            </w:pPr>
+            <w:r>
+              <w:rPr>
+                <w:b w:val="false"/>
+                <w:bCs w:val="false"/>
+                <w:strike w:val="false"/>
+                <w:color w:val="1F2937"/>
+                <w:sz w:val="20"/>
+                <w:szCs w:val="20"/>
+              </w:rPr>
+              <w:t xml:space="preserve">±7-8 bulan</w:t>
             </w:r>
           </w:p>
         </w:tc>
@@ -2962,7 +3877,33 @@
           <w:sz w:val="22"/>
           <w:szCs w:val="22"/>
         </w:rPr>
-        <w:t xml:space="preserve">Overhaul Penuh: paket paling lengkap, buat yang siap benerin semuanya sekaligus.</w:t>
+        <w:t xml:space="preserve">Overhaul Penuh: paket sistem paling lengkap, buat yang siap benerin semuanya sekaligus.</w:t>
+      </w:r>
+    </w:p>
+    <w:p>
+      <w:pPr>
+        <w:spacing w:after="160"/>
+      </w:pPr>
+      <w:r>
+        <w:rPr>
+          <w:color w:val="1F2937"/>
+          <w:sz w:val="22"/>
+          <w:szCs w:val="22"/>
+        </w:rPr>
+        <w:t xml:space="preserve">Mulai Effortless: buat yang mau kenali gaya kepemimpinan sendiri dan mulai benerin fondasi sistem sekaligus, tanpa komitmen penuh ke semua modul.</w:t>
+      </w:r>
+    </w:p>
+    <w:p>
+      <w:pPr>
+        <w:spacing w:after="160"/>
+      </w:pPr>
+      <w:r>
+        <w:rPr>
+          <w:color w:val="1F2937"/>
+          <w:sz w:val="22"/>
+          <w:szCs w:val="22"/>
+        </w:rPr>
+        <w:t xml:space="preserve">Effortless Lengkap: transformasi penuh, pemimpin, sistem, dan tim sekaligus. Paket paling lengkap yang kami tawarkan.</w:t>
       </w:r>
     </w:p>
     <w:p>
@@ -3020,7 +3961,7 @@
           <w:sz w:val="22"/>
           <w:szCs w:val="22"/>
         </w:rPr>
-        <w:t xml:space="preserve">Mulai dari Asesmen 13 Titik Kebocoran Bisnis, gratis dan bisa diisi sendiri dalam 5 menit. Hasilnya jadi bahan Diagnostic Call (60 menit, gratis) untuk menentukan modul atau paket yang paling pas buat bisnis Anda. Nggak ada kewajiban lanjut kalau ternyata belum cocok.</w:t>
+        <w:t xml:space="preserve">Mulai dari Asesmen 13 Titik Kebocoran Bisnis, gratis dan bisa diisi sendiri dalam 5 menit. Hasilnya jadi bahan Diagnostic Call (60 menit, gratis) untuk menentukan program dan modul yang paling pas buat Anda — apakah mulai dari Program Leader dulu, langsung ke satu masalah sistem yang paling mendesak, atau langsung ke Program Tim. Nggak ada kewajiban lanjut kalau ternyata belum cocok.</w:t>
       </w:r>
     </w:p>
     <w:p>
